--- a/SA25-26_ClassN01_Group05/verification/docs/Bao_cao_Kripke_BMC_HRM.docx
+++ b/SA25-26_ClassN01_Group05/verification/docs/Bao_cao_Kripke_BMC_HRM.docx
@@ -1137,6 +1137,145 @@
     </w:p>
     <w:p>
       <w:pPr>
+        <w:pStyle w:val="Heading2"/>
+        <w:keepNext/>
+      </w:pPr>
+      <w:r>
+        <w:t>9.1. Sinh mô hình Kripke và test case tĩnh</w:t>
+      </w:r>
+    </w:p>
+    <w:p>
+      <w:pPr/>
+      <w:r>
+        <w:rPr>
+          <w:b/>
+        </w:rPr>
+        <w:t xml:space="preserve">Lệnh: </w:t>
+      </w:r>
+      <w:r>
+        <w:rPr>
+          <w:rFonts w:ascii="Consolas" w:hAnsi="Consolas" w:eastAsia="Consolas"/>
+          <w:sz w:val="20"/>
+        </w:rPr>
+        <w:t>python verification/generate_artifacts.py</w:t>
+      </w:r>
+    </w:p>
+    <w:p>
+      <w:pPr/>
+      <w:r>
+        <w:rPr>
+          <w:b/>
+        </w:rPr>
+        <w:t xml:space="preserve">Mục đích và loại mô hình: </w:t>
+      </w:r>
+      <w:r>
+        <w:t>Đọc bốn đặc tả JSON để dựng mô hình Kripke hữu hạn cho đăng nhập, chấm công, nghỉ phép và tính lương. Mỗi mô hình có dạng M = (S, S₀, R, L): S là tập trạng thái, S₀ là trạng thái khởi tạo, R là quan hệ chuyển tiếp và L gán các nhãn mệnh đề cho trạng thái.</w:t>
+      </w:r>
+    </w:p>
+    <w:p>
+      <w:pPr/>
+      <w:r>
+        <w:rPr>
+          <w:b/>
+        </w:rPr>
+        <w:t xml:space="preserve">Chương trình thực hiện: </w:t>
+      </w:r>
+      <w:r>
+        <w:t>Kiểm tra tính hợp lệ của state, state đầu, transition, nhãn và khả năng đi tới các state; sau đó sinh mô hình đúng, một mô hình faulty có cạnh vi phạm được chèn có chủ đích, và các đường đi làm test case tĩnh.</w:t>
+      </w:r>
+    </w:p>
+    <w:p>
+      <w:pPr/>
+      <w:r>
+        <w:rPr>
+          <w:b/>
+        </w:rPr>
+        <w:t xml:space="preserve">Đầu vào: </w:t>
+      </w:r>
+      <w:r>
+        <w:t>verification/specs/login.json, attendance.json, leave.json và payroll.json.</w:t>
+      </w:r>
+    </w:p>
+    <w:p>
+      <w:pPr/>
+      <w:r>
+        <w:rPr>
+          <w:b/>
+        </w:rPr>
+        <w:t xml:space="preserve">Đầu ra: </w:t>
+      </w:r>
+      <w:r>
+        <w:t>Các builder mô hình nằm trong verification/models/ và verification/faulty_models/; danh sách test case nằm trong verification/generated/test_cases.json và test_cases.md.</w:t>
+      </w:r>
+    </w:p>
+    <w:p>
+      <w:pPr/>
+      <w:r>
+        <w:rPr>
+          <w:b/>
+        </w:rPr>
+        <w:t xml:space="preserve">Ý nghĩa thông báo: </w:t>
+      </w:r>
+      <w:r>
+        <w:t>“Generated 4 models and 34 static test cases” nghĩa là có bốn mô hình chức năng được tạo và 34 ca tĩnh được sinh: 26 ca phủ transition, 4 ca kiểm tra Safety âm và 4 witness path Liveness. Các ca này kiểm tra đường đi trên mô hình, không gửi request tới API HRM.</w:t>
+      </w:r>
+    </w:p>
+    <w:p>
+      <w:pPr/>
+      <w:r>
+        <w:rPr>
+          <w:b/>
+        </w:rPr>
+        <w:t xml:space="preserve">Giới hạn của lệnh: </w:t>
+      </w:r>
+      <w:r>
+        <w:t>Đây chỉ là bước sinh artifact; lệnh chưa chạy unit test, graph checker hoặc Z3 BMC. Để kiểm tra tiếp, chạy các lệnh bên dưới trong môi trường Python đã cài z3-solver.</w:t>
+      </w:r>
+    </w:p>
+    <w:p>
+      <w:pPr>
+        <w:spacing w:after="40"/>
+        <w:ind w:left="360"/>
+      </w:pPr>
+      <w:r>
+        <w:rPr>
+          <w:rFonts w:ascii="Consolas" w:hAnsi="Consolas" w:eastAsia="Consolas"/>
+          <w:color w:val="2D4B69"/>
+          <w:sz w:val="19"/>
+        </w:rPr>
+        <w:t>python -m unittest discover -s verification/tests -v</w:t>
+      </w:r>
+    </w:p>
+    <w:p>
+      <w:pPr>
+        <w:spacing w:after="40"/>
+        <w:ind w:left="360"/>
+      </w:pPr>
+      <w:r>
+        <w:rPr>
+          <w:rFonts w:ascii="Consolas" w:hAnsi="Consolas" w:eastAsia="Consolas"/>
+          <w:color w:val="2D4B69"/>
+          <w:sz w:val="19"/>
+        </w:rPr>
+        <w:t>python verification/run_all.py</w:t>
+      </w:r>
+    </w:p>
+    <w:p>
+      <w:pPr>
+        <w:spacing w:after="40"/>
+        <w:ind w:left="360"/>
+      </w:pPr>
+      <w:r>
+        <w:rPr>
+          <w:rFonts w:ascii="Consolas" w:hAnsi="Consolas" w:eastAsia="Consolas"/>
+          <w:color w:val="2D4B69"/>
+          <w:sz w:val="19"/>
+        </w:rPr>
+        <w:t>python verification/run_z3_demo.py --repeat 20</w:t>
+      </w:r>
+    </w:p>
+    <w:p>
+      <w:pPr>
         <w:pStyle w:val="Heading1"/>
       </w:pPr>
       <w:r>
